--- a/lolinhelp/turkce/lolin_tr.docx
+++ b/lolinhelp/turkce/lolin_tr.docx
@@ -4775,6 +4775,262 @@
       <w:pPr>
         <w:spacing w:after="0" w:line="240" w:lineRule="auto"/>
       </w:pPr>
+    </w:p>
+    <w:p>
+      <w:pPr>
+        <w:spacing w:after="0" w:line="240" w:lineRule="auto"/>
+      </w:pPr>
+    </w:p>
+    <w:p>
+      <w:pPr>
+        <w:spacing w:after="0" w:line="240" w:lineRule="auto"/>
+      </w:pPr>
+      <w:r>
+        <w:t>UZUN METRAJ PROGRAM</w:t>
+      </w:r>
+    </w:p>
+    <w:p>
+      <w:pPr>
+        <w:spacing w:after="0" w:line="240" w:lineRule="auto"/>
+      </w:pPr>
+    </w:p>
+    <w:p>
+      <w:pPr>
+        <w:spacing w:after="0" w:line="240" w:lineRule="auto"/>
+      </w:pPr>
+      <w:r>
+        <w:t>SETUP:</w:t>
+      </w:r>
+    </w:p>
+    <w:p>
+      <w:pPr>
+        <w:spacing w:after="0" w:line="240" w:lineRule="auto"/>
+      </w:pPr>
+      <w:r>
+        <w:t xml:space="preserve">RXTX; </w:t>
+      </w:r>
+    </w:p>
+    <w:p>
+      <w:pPr>
+        <w:spacing w:after="0" w:line="240" w:lineRule="auto"/>
+      </w:pPr>
+      <w:r>
+        <w:t>DOSYA ANI1,ANI2;</w:t>
+      </w:r>
+    </w:p>
+    <w:p>
+      <w:pPr>
+        <w:spacing w:after="0" w:line="240" w:lineRule="auto"/>
+      </w:pPr>
+      <w:r>
+        <w:t xml:space="preserve">TMR TE1=50; </w:t>
+      </w:r>
+    </w:p>
+    <w:p>
+      <w:pPr>
+        <w:spacing w:after="0" w:line="240" w:lineRule="auto"/>
+      </w:pPr>
+      <w:r>
+        <w:t xml:space="preserve">DEG PROGNO=1; </w:t>
+      </w:r>
+    </w:p>
+    <w:p>
+      <w:pPr>
+        <w:spacing w:after="0" w:line="240" w:lineRule="auto"/>
+      </w:pPr>
+      <w:r>
+        <w:t xml:space="preserve">LOOP: </w:t>
+      </w:r>
+    </w:p>
+    <w:p>
+      <w:pPr>
+        <w:spacing w:after="0" w:line="240" w:lineRule="auto"/>
+      </w:pPr>
+      <w:r>
+        <w:t>IF(D1==1 &amp;&amp; PROGNO==1)</w:t>
+      </w:r>
+      <w:proofErr w:type="gramStart"/>
+      <w:r>
+        <w:t>{</w:t>
+      </w:r>
+      <w:proofErr w:type="gramEnd"/>
+      <w:r>
+        <w:t xml:space="preserve"> </w:t>
+      </w:r>
+    </w:p>
+    <w:p>
+      <w:pPr>
+        <w:spacing w:after="0" w:line="240" w:lineRule="auto"/>
+      </w:pPr>
+      <w:r>
+        <w:t xml:space="preserve">TX&gt;=UNO1:ANI1; </w:t>
+      </w:r>
+    </w:p>
+    <w:p>
+      <w:pPr>
+        <w:spacing w:after="0" w:line="240" w:lineRule="auto"/>
+      </w:pPr>
+      <w:r>
+        <w:t xml:space="preserve">D1=0; </w:t>
+      </w:r>
+    </w:p>
+    <w:p>
+      <w:pPr>
+        <w:spacing w:after="0" w:line="240" w:lineRule="auto"/>
+      </w:pPr>
+      <w:proofErr w:type="gramStart"/>
+      <w:r>
+        <w:t>}</w:t>
+      </w:r>
+      <w:proofErr w:type="gramEnd"/>
+      <w:r>
+        <w:t xml:space="preserve"> </w:t>
+      </w:r>
+    </w:p>
+    <w:p>
+      <w:pPr>
+        <w:spacing w:after="0" w:line="240" w:lineRule="auto"/>
+      </w:pPr>
+      <w:r>
+        <w:t>IF(D1==1 &amp;&amp; PROGNO==2)</w:t>
+      </w:r>
+      <w:proofErr w:type="gramStart"/>
+      <w:r>
+        <w:t>{</w:t>
+      </w:r>
+      <w:proofErr w:type="gramEnd"/>
+      <w:r>
+        <w:t xml:space="preserve"> </w:t>
+      </w:r>
+    </w:p>
+    <w:p>
+      <w:pPr>
+        <w:spacing w:after="0" w:line="240" w:lineRule="auto"/>
+      </w:pPr>
+      <w:r>
+        <w:t xml:space="preserve">TX&gt;=UNO2:ANI2; </w:t>
+      </w:r>
+    </w:p>
+    <w:p>
+      <w:pPr>
+        <w:spacing w:after="0" w:line="240" w:lineRule="auto"/>
+      </w:pPr>
+      <w:r>
+        <w:t xml:space="preserve">D1=0; </w:t>
+      </w:r>
+    </w:p>
+    <w:p>
+      <w:pPr>
+        <w:spacing w:after="0" w:line="240" w:lineRule="auto"/>
+      </w:pPr>
+      <w:proofErr w:type="gramStart"/>
+      <w:r>
+        <w:t>}</w:t>
+      </w:r>
+      <w:proofErr w:type="gramEnd"/>
+    </w:p>
+    <w:p>
+      <w:pPr>
+        <w:spacing w:after="0" w:line="240" w:lineRule="auto"/>
+      </w:pPr>
+    </w:p>
+    <w:p>
+      <w:pPr>
+        <w:spacing w:after="0" w:line="240" w:lineRule="auto"/>
+      </w:pPr>
+    </w:p>
+    <w:p>
+      <w:pPr>
+        <w:spacing w:after="0" w:line="240" w:lineRule="auto"/>
+      </w:pPr>
+    </w:p>
+    <w:p>
+      <w:pPr>
+        <w:spacing w:after="0" w:line="240" w:lineRule="auto"/>
+      </w:pPr>
+      <w:r>
+        <w:t>DEĞİŞECEK KISIM</w:t>
+      </w:r>
+    </w:p>
+    <w:p>
+      <w:pPr>
+        <w:spacing w:after="0" w:line="240" w:lineRule="auto"/>
+      </w:pPr>
+    </w:p>
+    <w:p>
+      <w:pPr>
+        <w:spacing w:after="0" w:line="240" w:lineRule="auto"/>
+      </w:pPr>
+      <w:r>
+        <w:t>DOSYA ANI1,ANI2;</w:t>
+      </w:r>
+    </w:p>
+    <w:p>
+      <w:pPr>
+        <w:spacing w:after="0" w:line="240" w:lineRule="auto"/>
+      </w:pPr>
+    </w:p>
+    <w:p>
+      <w:pPr>
+        <w:spacing w:after="0" w:line="240" w:lineRule="auto"/>
+      </w:pPr>
+      <w:r>
+        <w:rPr>
+          <w:noProof/>
+          <w:lang w:eastAsia="tr-TR"/>
+        </w:rPr>
+        <w:lastRenderedPageBreak/>
+        <w:drawing>
+          <wp:inline distT="0" distB="0" distL="0" distR="0">
+            <wp:extent cx="6181725" cy="8220075"/>
+            <wp:effectExtent l="19050" t="0" r="9525" b="0"/>
+            <wp:docPr id="1" name="Resim 1"/>
+            <wp:cNvGraphicFramePr>
+              <a:graphicFrameLocks xmlns:a="http://schemas.openxmlformats.org/drawingml/2006/main" noChangeAspect="1"/>
+            </wp:cNvGraphicFramePr>
+            <a:graphic xmlns:a="http://schemas.openxmlformats.org/drawingml/2006/main">
+              <a:graphicData uri="http://schemas.openxmlformats.org/drawingml/2006/picture">
+                <pic:pic xmlns:pic="http://schemas.openxmlformats.org/drawingml/2006/picture">
+                  <pic:nvPicPr>
+                    <pic:cNvPr id="0" name="Picture 1"/>
+                    <pic:cNvPicPr>
+                      <a:picLocks noChangeAspect="1" noChangeArrowheads="1"/>
+                    </pic:cNvPicPr>
+                  </pic:nvPicPr>
+                  <pic:blipFill>
+                    <a:blip r:embed="rId12" cstate="print"/>
+                    <a:srcRect/>
+                    <a:stretch>
+                      <a:fillRect/>
+                    </a:stretch>
+                  </pic:blipFill>
+                  <pic:spPr bwMode="auto">
+                    <a:xfrm>
+                      <a:off x="0" y="0"/>
+                      <a:ext cx="6181725" cy="8220075"/>
+                    </a:xfrm>
+                    <a:prstGeom prst="rect">
+                      <a:avLst/>
+                    </a:prstGeom>
+                    <a:noFill/>
+                    <a:ln w="9525">
+                      <a:noFill/>
+                      <a:miter lim="800000"/>
+                      <a:headEnd/>
+                      <a:tailEnd/>
+                    </a:ln>
+                  </pic:spPr>
+                </pic:pic>
+              </a:graphicData>
+            </a:graphic>
+          </wp:inline>
+        </w:drawing>
+      </w:r>
+    </w:p>
+    <w:p>
+      <w:pPr>
+        <w:spacing w:after="0" w:line="240" w:lineRule="auto"/>
+      </w:pPr>
       <w:r>
         <w:rPr>
           <w:noProof/>
@@ -4831,7 +5087,7 @@
                     </pic:cNvPicPr>
                   </pic:nvPicPr>
                   <pic:blipFill>
-                    <a:blip r:embed="rId12" cstate="print"/>
+                    <a:blip r:embed="rId13" cstate="print"/>
                     <a:srcRect/>
                     <a:stretch>
                       <a:fillRect/>
@@ -5007,7 +5263,7 @@
                     </pic:cNvPicPr>
                   </pic:nvPicPr>
                   <pic:blipFill>
-                    <a:blip r:embed="rId13" cstate="print"/>
+                    <a:blip r:embed="rId14" cstate="print"/>
                     <a:srcRect/>
                     <a:stretch>
                       <a:fillRect/>
@@ -5118,7 +5374,7 @@
                     </pic:cNvPicPr>
                   </pic:nvPicPr>
                   <pic:blipFill>
-                    <a:blip r:embed="rId14" cstate="print"/>
+                    <a:blip r:embed="rId15" cstate="print"/>
                     <a:srcRect/>
                     <a:stretch>
                       <a:fillRect/>
@@ -5219,7 +5475,7 @@
                     </pic:cNvPicPr>
                   </pic:nvPicPr>
                   <pic:blipFill>
-                    <a:blip r:embed="rId14" cstate="print"/>
+                    <a:blip r:embed="rId15" cstate="print"/>
                     <a:srcRect/>
                     <a:stretch>
                       <a:fillRect/>
@@ -5276,7 +5532,7 @@
                     </pic:cNvPicPr>
                   </pic:nvPicPr>
                   <pic:blipFill>
-                    <a:blip r:embed="rId15" cstate="print"/>
+                    <a:blip r:embed="rId16" cstate="print"/>
                     <a:srcRect/>
                     <a:stretch>
                       <a:fillRect/>
@@ -5403,7 +5659,7 @@
                     </pic:cNvPicPr>
                   </pic:nvPicPr>
                   <pic:blipFill>
-                    <a:blip r:embed="rId16" cstate="print"/>
+                    <a:blip r:embed="rId17" cstate="print"/>
                     <a:srcRect/>
                     <a:stretch>
                       <a:fillRect/>
@@ -5537,7 +5793,7 @@
                     </pic:cNvPicPr>
                   </pic:nvPicPr>
                   <pic:blipFill>
-                    <a:blip r:embed="rId17" cstate="print"/>
+                    <a:blip r:embed="rId18" cstate="print"/>
                     <a:srcRect/>
                     <a:stretch>
                       <a:fillRect/>
@@ -5624,7 +5880,7 @@
                     </pic:cNvPicPr>
                   </pic:nvPicPr>
                   <pic:blipFill>
-                    <a:blip r:embed="rId18" cstate="print"/>
+                    <a:blip r:embed="rId19" cstate="print"/>
                     <a:srcRect/>
                     <a:stretch>
                       <a:fillRect/>
@@ -6534,7 +6790,7 @@
                     </pic:cNvPicPr>
                   </pic:nvPicPr>
                   <pic:blipFill>
-                    <a:blip r:embed="rId19" cstate="print"/>
+                    <a:blip r:embed="rId20" cstate="print"/>
                     <a:srcRect/>
                     <a:stretch>
                       <a:fillRect/>
@@ -6619,7 +6875,7 @@
                     </pic:cNvPicPr>
                   </pic:nvPicPr>
                   <pic:blipFill>
-                    <a:blip r:embed="rId20" cstate="print"/>
+                    <a:blip r:embed="rId21" cstate="print"/>
                     <a:srcRect/>
                     <a:stretch>
                       <a:fillRect/>
@@ -8328,7 +8584,7 @@
       <w:r>
         <w:t xml:space="preserve"> </w:t>
       </w:r>
-      <w:hyperlink r:id="rId21" w:history="1">
+      <w:hyperlink r:id="rId22" w:history="1">
         <w:r>
           <w:rPr>
             <w:rStyle w:val="Kpr"/>
@@ -9287,7 +9543,7 @@
         </w:rPr>
         <w:t xml:space="preserve">  </w:t>
       </w:r>
-      <w:hyperlink r:id="rId22" w:history="1">
+      <w:hyperlink r:id="rId23" w:history="1">
         <w:r>
           <w:rPr>
             <w:rStyle w:val="Kpr"/>
@@ -11030,7 +11286,7 @@
                     </pic:cNvPicPr>
                   </pic:nvPicPr>
                   <pic:blipFill>
-                    <a:blip r:embed="rId23" cstate="print"/>
+                    <a:blip r:embed="rId24" cstate="print"/>
                     <a:srcRect/>
                     <a:stretch>
                       <a:fillRect/>
@@ -11172,7 +11428,7 @@
                     </pic:cNvPicPr>
                   </pic:nvPicPr>
                   <pic:blipFill>
-                    <a:blip r:embed="rId24" cstate="print"/>
+                    <a:blip r:embed="rId25" cstate="print"/>
                     <a:srcRect/>
                     <a:stretch>
                       <a:fillRect/>
@@ -11239,7 +11495,7 @@
                     </pic:cNvPicPr>
                   </pic:nvPicPr>
                   <pic:blipFill>
-                    <a:blip r:embed="rId25" cstate="print"/>
+                    <a:blip r:embed="rId26" cstate="print"/>
                     <a:srcRect/>
                     <a:stretch>
                       <a:fillRect/>
@@ -11395,7 +11651,7 @@
                     </pic:cNvPicPr>
                   </pic:nvPicPr>
                   <pic:blipFill>
-                    <a:blip r:embed="rId26" cstate="print"/>
+                    <a:blip r:embed="rId27" cstate="print"/>
                     <a:srcRect/>
                     <a:stretch>
                       <a:fillRect/>
@@ -12311,7 +12567,7 @@
                           </pic:cNvPicPr>
                         </pic:nvPicPr>
                         <pic:blipFill>
-                          <a:blip r:embed="rId27" cstate="print"/>
+                          <a:blip r:embed="rId28" cstate="print"/>
                           <a:srcRect/>
                           <a:stretch>
                             <a:fillRect/>
@@ -12369,7 +12625,7 @@
                           </pic:cNvPicPr>
                         </pic:nvPicPr>
                         <pic:blipFill>
-                          <a:blip r:embed="rId28" cstate="print"/>
+                          <a:blip r:embed="rId29" cstate="print"/>
                           <a:srcRect/>
                           <a:stretch>
                             <a:fillRect/>
@@ -13008,7 +13264,7 @@
       <w:r>
         <w:t xml:space="preserve">: </w:t>
       </w:r>
-      <w:hyperlink r:id="rId29" w:history="1">
+      <w:hyperlink r:id="rId30" w:history="1">
         <w:r>
           <w:rPr>
             <w:rStyle w:val="Kpr"/>
@@ -14399,7 +14655,7 @@
 </file>
 
 <file path=customXml/itemProps2.xml><?xml version="1.0" encoding="utf-8"?>
-<ds:datastoreItem xmlns:ds="http://schemas.openxmlformats.org/officeDocument/2006/customXml" ds:itemID="{33D8F458-D4E6-4FC7-A5F5-88DE81269D75}">
+<ds:datastoreItem xmlns:ds="http://schemas.openxmlformats.org/officeDocument/2006/customXml" ds:itemID="{0809CE87-EF66-4486-A4D1-0069B96970BC}">
   <ds:schemaRefs>
     <ds:schemaRef ds:uri="http://schemas.openxmlformats.org/officeDocument/2006/bibliography"/>
   </ds:schemaRefs>

--- a/lolinhelp/turkce/lolin_tr.docx
+++ b/lolinhelp/turkce/lolin_tr.docx
@@ -4969,6 +4969,19 @@
       <w:pPr>
         <w:spacing w:after="0" w:line="240" w:lineRule="auto"/>
       </w:pPr>
+    </w:p>
+    <w:p>
+      <w:pPr>
+        <w:spacing w:after="0" w:line="240" w:lineRule="auto"/>
+      </w:pPr>
+    </w:p>
+    <w:p>
+      <w:pPr>
+        <w:spacing w:after="0" w:line="240" w:lineRule="auto"/>
+      </w:pPr>
+      <w:r>
+        <w:t>ALT PROGRAM: Not  I=I+1  değil  toplama için I=I@1;  çıkarma için I=I-1;</w:t>
+      </w:r>
     </w:p>
     <w:p>
       <w:pPr>
@@ -14655,7 +14668,7 @@
 </file>
 
 <file path=customXml/itemProps2.xml><?xml version="1.0" encoding="utf-8"?>
-<ds:datastoreItem xmlns:ds="http://schemas.openxmlformats.org/officeDocument/2006/customXml" ds:itemID="{0809CE87-EF66-4486-A4D1-0069B96970BC}">
+<ds:datastoreItem xmlns:ds="http://schemas.openxmlformats.org/officeDocument/2006/customXml" ds:itemID="{8880E8BF-8249-4081-8486-1C426EE93E91}">
   <ds:schemaRefs>
     <ds:schemaRef ds:uri="http://schemas.openxmlformats.org/officeDocument/2006/bibliography"/>
   </ds:schemaRefs>

--- a/lolinhelp/turkce/lolin_tr.docx
+++ b/lolinhelp/turkce/lolin_tr.docx
@@ -5932,15 +5932,7 @@
         <w:spacing w:after="0" w:line="240" w:lineRule="auto"/>
       </w:pPr>
       <w:r>
-        <w:t xml:space="preserve"> </w:t>
-      </w:r>
-      <w:proofErr w:type="gramStart"/>
-      <w:r>
-        <w:t>benim</w:t>
-      </w:r>
-      <w:proofErr w:type="gramEnd"/>
-      <w:r>
-        <w:t xml:space="preserve"> </w:t>
+        <w:t xml:space="preserve"> benim </w:t>
       </w:r>
       <w:proofErr w:type="spellStart"/>
       <w:r>
@@ -5986,15 +5978,7 @@
         <w:spacing w:after="0" w:line="240" w:lineRule="auto"/>
       </w:pPr>
       <w:r>
-        <w:t xml:space="preserve">Şimdi Cihaza bağlayacağımız </w:t>
-      </w:r>
-      <w:proofErr w:type="gramStart"/>
-      <w:r>
-        <w:t>ekipmanları</w:t>
-      </w:r>
-      <w:proofErr w:type="gramEnd"/>
-      <w:r>
-        <w:t xml:space="preserve"> girmek için Ayarlar &gt; </w:t>
+        <w:t xml:space="preserve">Şimdi Cihaza bağlayacağımız ekipmanları girmek için Ayarlar &gt; </w:t>
       </w:r>
       <w:proofErr w:type="spellStart"/>
       <w:r>
@@ -7227,17 +7211,12 @@
         <w:t xml:space="preserve">“ * ”  İşareti </w:t>
       </w:r>
       <w:proofErr w:type="spellStart"/>
-      <w:proofErr w:type="gramStart"/>
       <w:r>
         <w:t>Label</w:t>
       </w:r>
       <w:proofErr w:type="spellEnd"/>
       <w:r>
-        <w:t xml:space="preserve">  Led1</w:t>
-      </w:r>
-      <w:proofErr w:type="gramEnd"/>
-      <w:r>
-        <w:t xml:space="preserve"> yanına * işareti yazıldığında O </w:t>
+        <w:t xml:space="preserve">  Led1 yanına * işareti yazıldığında O </w:t>
       </w:r>
       <w:proofErr w:type="spellStart"/>
       <w:r>
@@ -7245,15 +7224,7 @@
       </w:r>
       <w:proofErr w:type="spellEnd"/>
       <w:r>
-        <w:t xml:space="preserve"> çıkışı terslenir. Değil kapısı gibi işlem </w:t>
-      </w:r>
-      <w:proofErr w:type="gramStart"/>
-      <w:r>
-        <w:t>görür  1</w:t>
-      </w:r>
-      <w:proofErr w:type="gramEnd"/>
-      <w:r>
-        <w:t xml:space="preserve"> NOT = 0, 0 NOT=1 gibi  (</w:t>
+        <w:t xml:space="preserve"> çıkışı terslenir. Değil kapısı gibi işlem görür  1 NOT = 0, 0 NOT=1 gibi  (</w:t>
       </w:r>
       <w:proofErr w:type="spellStart"/>
       <w:r>
@@ -7599,15 +7570,7 @@
         <w:ind w:firstLine="708"/>
       </w:pPr>
       <w:r>
-        <w:t xml:space="preserve"> </w:t>
-      </w:r>
-      <w:proofErr w:type="gramStart"/>
-      <w:r>
-        <w:t>minimum</w:t>
-      </w:r>
-      <w:proofErr w:type="gramEnd"/>
-      <w:r>
-        <w:t xml:space="preserve"> 0 </w:t>
+        <w:t xml:space="preserve"> minimum 0 </w:t>
       </w:r>
       <w:proofErr w:type="spellStart"/>
       <w:r>
@@ -7696,15 +7659,7 @@
         <w:ind w:firstLine="708"/>
       </w:pPr>
       <w:r>
-        <w:t xml:space="preserve">0|0|0 &gt; İlk rakam 0 ise sıcaklık 23.40 yerine </w:t>
-      </w:r>
-      <w:proofErr w:type="gramStart"/>
-      <w:r>
-        <w:t>23.4</w:t>
-      </w:r>
-      <w:proofErr w:type="gramEnd"/>
-      <w:r>
-        <w:t xml:space="preserve"> olarak yazılır 1 ise 23.40 </w:t>
+        <w:t xml:space="preserve">0|0|0 &gt; İlk rakam 0 ise sıcaklık 23.40 yerine 23.4 olarak yazılır 1 ise 23.40 </w:t>
       </w:r>
       <w:proofErr w:type="spellStart"/>
       <w:r>
@@ -7724,15 +7679,7 @@
         <w:t xml:space="preserve"> </w:t>
       </w:r>
       <w:r>
-        <w:t xml:space="preserve">İlk rakam 0 </w:t>
-      </w:r>
-      <w:proofErr w:type="gramStart"/>
-      <w:r>
-        <w:t>ise  Yüzde</w:t>
-      </w:r>
-      <w:proofErr w:type="gramEnd"/>
-      <w:r>
-        <w:t xml:space="preserve"> 98 nem sadece onda 9 şeklinde yazılır </w:t>
+        <w:t xml:space="preserve">İlk rakam 0 ise  Yüzde 98 nem sadece onda 9 şeklinde yazılır </w:t>
       </w:r>
       <w:r>
         <w:t>ikinci hane (</w:t>
@@ -7759,15 +7706,7 @@
         <w:ind w:left="1416"/>
       </w:pPr>
       <w:r>
-        <w:t xml:space="preserve">2. rakam Sıcaklık hatası düzeltmek içindir. Sıcaklık </w:t>
-      </w:r>
-      <w:proofErr w:type="gramStart"/>
-      <w:r>
-        <w:t>1.2</w:t>
-      </w:r>
-      <w:proofErr w:type="gramEnd"/>
-      <w:r>
-        <w:t xml:space="preserve"> derece yukarı ölçülüyorsa -1.2 yazılır sıcaklık 1.1 derece aşağı </w:t>
+        <w:t xml:space="preserve">2. rakam Sıcaklık hatası düzeltmek içindir. Sıcaklık 1.2 derece yukarı ölçülüyorsa -1.2 yazılır sıcaklık 1.1 derece aşağı </w:t>
       </w:r>
       <w:proofErr w:type="spellStart"/>
       <w:r>
@@ -8396,19 +8335,11 @@
           <w:color w:val="BFBFBF" w:themeColor="background1" w:themeShade="BF"/>
         </w:rPr>
       </w:pPr>
-      <w:proofErr w:type="gramStart"/>
-      <w:r>
-        <w:rPr>
-          <w:color w:val="BFBFBF" w:themeColor="background1" w:themeShade="BF"/>
-        </w:rPr>
-        <w:t>başlar</w:t>
-      </w:r>
-      <w:proofErr w:type="gramEnd"/>
-      <w:r>
-        <w:rPr>
-          <w:color w:val="BFBFBF" w:themeColor="background1" w:themeShade="BF"/>
-        </w:rPr>
-        <w:t>.</w:t>
+      <w:r>
+        <w:rPr>
+          <w:color w:val="BFBFBF" w:themeColor="background1" w:themeShade="BF"/>
+        </w:rPr>
+        <w:t>başlar.</w:t>
       </w:r>
     </w:p>
     <w:p>
@@ -8558,15 +8489,7 @@
         <w:t>ip</w:t>
       </w:r>
       <w:r>
-        <w:t>/SEND&gt;</w:t>
-      </w:r>
-      <w:proofErr w:type="gramStart"/>
-      <w:r>
-        <w:t>…….</w:t>
-      </w:r>
-      <w:proofErr w:type="gramEnd"/>
-      <w:r>
-        <w:t xml:space="preserve">                            8080 </w:t>
+        <w:t xml:space="preserve">/SEND&gt;…….                            8080 </w:t>
       </w:r>
       <w:proofErr w:type="spellStart"/>
       <w:r>
@@ -8632,15 +8555,7 @@
         <w:t xml:space="preserve"> </w:t>
       </w:r>
       <w:r>
-        <w:t>http://192.168.2.83/SEND&gt;http://192.168.2.97,</w:t>
-      </w:r>
-      <w:proofErr w:type="gramStart"/>
-      <w:r>
-        <w:t>data</w:t>
-      </w:r>
-      <w:proofErr w:type="gramEnd"/>
-      <w:r>
-        <w:t xml:space="preserve">:D1:1,D2:1, </w:t>
+        <w:t xml:space="preserve">http://192.168.2.83/SEND&gt;http://192.168.2.97,data:D1:1,D2:1, </w:t>
       </w:r>
       <w:r>
         <w:t xml:space="preserve">(…97) </w:t>
@@ -8660,15 +8575,7 @@
         <w:ind w:firstLine="708"/>
       </w:pPr>
       <w:r>
-        <w:t>http://192.168.2.83/SEND&gt;http://192.168.2.97,</w:t>
-      </w:r>
-      <w:proofErr w:type="gramStart"/>
-      <w:r>
-        <w:t>data</w:t>
-      </w:r>
-      <w:proofErr w:type="gramEnd"/>
-      <w:r>
-        <w:t>:D1:0,</w:t>
+        <w:t>http://192.168.2.83/SEND&gt;http://192.168.2.97,data:D1:0,</w:t>
       </w:r>
       <w:r>
         <w:t>D2:1,</w:t>
@@ -8724,15 +8631,7 @@
         <w:ind w:firstLine="426"/>
       </w:pPr>
       <w:r>
-        <w:t xml:space="preserve">Örnek: </w:t>
-      </w:r>
-      <w:proofErr w:type="gramStart"/>
-      <w:r>
-        <w:t>Program  MQTT</w:t>
-      </w:r>
-      <w:proofErr w:type="gramEnd"/>
-      <w:r>
-        <w:t xml:space="preserve"> kullanımı</w:t>
+        <w:t>Örnek: Program  MQTT kullanımı</w:t>
       </w:r>
     </w:p>
     <w:p>
@@ -8792,11 +8691,9 @@
         <w:spacing w:after="0" w:line="240" w:lineRule="auto"/>
         <w:ind w:firstLine="426"/>
       </w:pPr>
-      <w:proofErr w:type="gramStart"/>
       <w:r>
         <w:t>yada</w:t>
       </w:r>
-      <w:proofErr w:type="gramEnd"/>
     </w:p>
     <w:p>
       <w:pPr>
@@ -9371,48 +9268,23 @@
           <w:rFonts w:ascii="Cascadia Code Light" w:hAnsi="Cascadia Code Light"/>
           <w:color w:val="BFBFBF" w:themeColor="background1" w:themeShade="BF"/>
         </w:rPr>
-        <w:t>(D2&gt;4 &amp;&amp; D2&lt;20)</w:t>
-      </w:r>
-      <w:proofErr w:type="gramStart"/>
-      <w:r>
+        <w:t>(D2&gt;4 &amp;&amp; D2&lt;20){fb1=</w:t>
+      </w:r>
+    </w:p>
+    <w:p>
+      <w:pPr>
+        <w:spacing w:after="0" w:line="240" w:lineRule="auto"/>
         <w:rPr>
           <w:rFonts w:ascii="Cascadia Code Light" w:hAnsi="Cascadia Code Light"/>
           <w:color w:val="BFBFBF" w:themeColor="background1" w:themeShade="BF"/>
         </w:rPr>
-        <w:t>{</w:t>
-      </w:r>
-      <w:proofErr w:type="gramEnd"/>
+      </w:pPr>
       <w:r>
         <w:rPr>
           <w:rFonts w:ascii="Cascadia Code Light" w:hAnsi="Cascadia Code Light"/>
           <w:color w:val="BFBFBF" w:themeColor="background1" w:themeShade="BF"/>
         </w:rPr>
-        <w:t>fb1=</w:t>
-      </w:r>
-    </w:p>
-    <w:p>
-      <w:pPr>
-        <w:spacing w:after="0" w:line="240" w:lineRule="auto"/>
-        <w:rPr>
-          <w:rFonts w:ascii="Cascadia Code Light" w:hAnsi="Cascadia Code Light"/>
-          <w:color w:val="BFBFBF" w:themeColor="background1" w:themeShade="BF"/>
-        </w:rPr>
-      </w:pPr>
-      <w:proofErr w:type="gramStart"/>
-      <w:r>
-        <w:rPr>
-          <w:rFonts w:ascii="Cascadia Code Light" w:hAnsi="Cascadia Code Light"/>
-          <w:color w:val="BFBFBF" w:themeColor="background1" w:themeShade="BF"/>
-        </w:rPr>
-        <w:t>{</w:t>
-      </w:r>
-      <w:proofErr w:type="gramEnd"/>
-      <w:r>
-        <w:rPr>
-          <w:rFonts w:ascii="Cascadia Code Light" w:hAnsi="Cascadia Code Light"/>
-          <w:color w:val="BFBFBF" w:themeColor="background1" w:themeShade="BF"/>
-        </w:rPr>
-        <w:t xml:space="preserve"> D1:1, BAHCE D1 </w:t>
+        <w:t xml:space="preserve">{ D1:1, BAHCE D1 </w:t>
       </w:r>
       <w:proofErr w:type="spellStart"/>
       <w:r>
@@ -9598,7 +9470,6 @@
           <w:color w:val="BFBFBF" w:themeColor="background1" w:themeShade="BF"/>
         </w:rPr>
       </w:pPr>
-      <w:proofErr w:type="gramStart"/>
       <w:r>
         <w:rPr>
           <w:rFonts w:ascii="Cascadia Code Light" w:hAnsi="Cascadia Code Light"/>
@@ -9606,7 +9477,6 @@
         </w:rPr>
         <w:t>}</w:t>
       </w:r>
-      <w:proofErr w:type="gramEnd"/>
     </w:p>
     <w:p>
       <w:pPr>
@@ -9760,7 +9630,6 @@
         <w:t xml:space="preserve">Sadece </w:t>
       </w:r>
       <w:proofErr w:type="spellStart"/>
-      <w:proofErr w:type="gramStart"/>
       <w:r>
         <w:rPr>
           <w:color w:val="BFBFBF" w:themeColor="background1" w:themeShade="BF"/>
@@ -9772,14 +9641,7 @@
         <w:rPr>
           <w:color w:val="BFBFBF" w:themeColor="background1" w:themeShade="BF"/>
         </w:rPr>
-        <w:t xml:space="preserve">  gönderim</w:t>
-      </w:r>
-      <w:proofErr w:type="gramEnd"/>
-      <w:r>
-        <w:rPr>
-          <w:color w:val="BFBFBF" w:themeColor="background1" w:themeShade="BF"/>
-        </w:rPr>
-        <w:t xml:space="preserve"> için</w:t>
+        <w:t xml:space="preserve">  gönderim için</w:t>
       </w:r>
     </w:p>
     <w:p>
@@ -10330,14 +10192,12 @@
           <w:color w:val="D9D9D9" w:themeColor="background1" w:themeShade="D9"/>
         </w:rPr>
       </w:pPr>
-      <w:proofErr w:type="gramStart"/>
       <w:r>
         <w:rPr>
           <w:color w:val="D9D9D9" w:themeColor="background1" w:themeShade="D9"/>
         </w:rPr>
         <w:t>{</w:t>
       </w:r>
-      <w:proofErr w:type="gramEnd"/>
     </w:p>
     <w:p>
       <w:pPr>
@@ -10364,28 +10224,62 @@
         <w:rPr>
           <w:color w:val="D9D9D9" w:themeColor="background1" w:themeShade="D9"/>
         </w:rPr>
+        <w:t>": {</w:t>
+      </w:r>
+    </w:p>
+    <w:p>
+      <w:pPr>
+        <w:spacing w:after="0" w:line="240" w:lineRule="auto"/>
+        <w:rPr>
+          <w:color w:val="D9D9D9" w:themeColor="background1" w:themeShade="D9"/>
+        </w:rPr>
+      </w:pPr>
+      <w:r>
+        <w:rPr>
+          <w:color w:val="D9D9D9" w:themeColor="background1" w:themeShade="D9"/>
+        </w:rPr>
+        <w:t xml:space="preserve">        ".</w:t>
+      </w:r>
+      <w:proofErr w:type="spellStart"/>
+      <w:r>
+        <w:rPr>
+          <w:color w:val="D9D9D9" w:themeColor="background1" w:themeShade="D9"/>
+        </w:rPr>
+        <w:t>read</w:t>
+      </w:r>
+      <w:proofErr w:type="spellEnd"/>
+      <w:r>
+        <w:rPr>
+          <w:color w:val="D9D9D9" w:themeColor="background1" w:themeShade="D9"/>
+        </w:rPr>
         <w:t xml:space="preserve">": </w:t>
       </w:r>
-      <w:proofErr w:type="gramStart"/>
+      <w:proofErr w:type="spellStart"/>
       <w:r>
         <w:rPr>
           <w:color w:val="D9D9D9" w:themeColor="background1" w:themeShade="D9"/>
         </w:rPr>
-        <w:t>{</w:t>
-      </w:r>
-      <w:proofErr w:type="gramEnd"/>
-    </w:p>
-    <w:p>
-      <w:pPr>
-        <w:spacing w:after="0" w:line="240" w:lineRule="auto"/>
+        <w:t>true</w:t>
+      </w:r>
+      <w:proofErr w:type="spellEnd"/>
+      <w:r>
         <w:rPr>
           <w:color w:val="D9D9D9" w:themeColor="background1" w:themeShade="D9"/>
         </w:rPr>
-      </w:pPr>
-      <w:r>
+        <w:t>,</w:t>
+      </w:r>
+    </w:p>
+    <w:p>
+      <w:pPr>
+        <w:spacing w:after="0" w:line="240" w:lineRule="auto"/>
         <w:rPr>
           <w:color w:val="D9D9D9" w:themeColor="background1" w:themeShade="D9"/>
         </w:rPr>
+      </w:pPr>
+      <w:r>
+        <w:rPr>
+          <w:color w:val="D9D9D9" w:themeColor="background1" w:themeShade="D9"/>
+        </w:rPr>
         <w:t xml:space="preserve">        ".</w:t>
       </w:r>
       <w:proofErr w:type="spellStart"/>
@@ -10393,7 +10287,7 @@
         <w:rPr>
           <w:color w:val="D9D9D9" w:themeColor="background1" w:themeShade="D9"/>
         </w:rPr>
-        <w:t>read</w:t>
+        <w:t>write</w:t>
       </w:r>
       <w:proofErr w:type="spellEnd"/>
       <w:r>
@@ -10410,86 +10304,34 @@
         <w:t>true</w:t>
       </w:r>
       <w:proofErr w:type="spellEnd"/>
-      <w:r>
+    </w:p>
+    <w:p>
+      <w:pPr>
+        <w:spacing w:after="0" w:line="240" w:lineRule="auto"/>
         <w:rPr>
           <w:color w:val="D9D9D9" w:themeColor="background1" w:themeShade="D9"/>
         </w:rPr>
-        <w:t>,</w:t>
-      </w:r>
-    </w:p>
-    <w:p>
-      <w:pPr>
-        <w:spacing w:after="0" w:line="240" w:lineRule="auto"/>
+      </w:pPr>
+      <w:r>
         <w:rPr>
           <w:color w:val="D9D9D9" w:themeColor="background1" w:themeShade="D9"/>
         </w:rPr>
-      </w:pPr>
-      <w:r>
+        <w:t xml:space="preserve">  }</w:t>
+      </w:r>
+    </w:p>
+    <w:p>
+      <w:pPr>
+        <w:spacing w:after="0" w:line="240" w:lineRule="auto"/>
         <w:rPr>
           <w:color w:val="D9D9D9" w:themeColor="background1" w:themeShade="D9"/>
         </w:rPr>
-        <w:t xml:space="preserve">        ".</w:t>
-      </w:r>
-      <w:proofErr w:type="spellStart"/>
+      </w:pPr>
       <w:r>
         <w:rPr>
           <w:color w:val="D9D9D9" w:themeColor="background1" w:themeShade="D9"/>
         </w:rPr>
-        <w:t>write</w:t>
-      </w:r>
-      <w:proofErr w:type="spellEnd"/>
-      <w:r>
-        <w:rPr>
-          <w:color w:val="D9D9D9" w:themeColor="background1" w:themeShade="D9"/>
-        </w:rPr>
-        <w:t xml:space="preserve">": </w:t>
-      </w:r>
-      <w:proofErr w:type="spellStart"/>
-      <w:r>
-        <w:rPr>
-          <w:color w:val="D9D9D9" w:themeColor="background1" w:themeShade="D9"/>
-        </w:rPr>
-        <w:t>true</w:t>
-      </w:r>
-      <w:proofErr w:type="spellEnd"/>
-    </w:p>
-    <w:p>
-      <w:pPr>
-        <w:spacing w:after="0" w:line="240" w:lineRule="auto"/>
-        <w:rPr>
-          <w:color w:val="D9D9D9" w:themeColor="background1" w:themeShade="D9"/>
-        </w:rPr>
-      </w:pPr>
-      <w:r>
-        <w:rPr>
-          <w:color w:val="D9D9D9" w:themeColor="background1" w:themeShade="D9"/>
-        </w:rPr>
-        <w:t xml:space="preserve">  </w:t>
-      </w:r>
-      <w:proofErr w:type="gramStart"/>
-      <w:r>
-        <w:rPr>
-          <w:color w:val="D9D9D9" w:themeColor="background1" w:themeShade="D9"/>
-        </w:rPr>
         <w:t>}</w:t>
       </w:r>
-      <w:proofErr w:type="gramEnd"/>
-    </w:p>
-    <w:p>
-      <w:pPr>
-        <w:spacing w:after="0" w:line="240" w:lineRule="auto"/>
-        <w:rPr>
-          <w:color w:val="D9D9D9" w:themeColor="background1" w:themeShade="D9"/>
-        </w:rPr>
-      </w:pPr>
-      <w:proofErr w:type="gramStart"/>
-      <w:r>
-        <w:rPr>
-          <w:color w:val="D9D9D9" w:themeColor="background1" w:themeShade="D9"/>
-        </w:rPr>
-        <w:t>}</w:t>
-      </w:r>
-      <w:proofErr w:type="gramEnd"/>
     </w:p>
     <w:p>
       <w:pPr>
@@ -10719,21 +10561,13 @@
       </w:r>
       <w:proofErr w:type="spellEnd"/>
       <w:r>
+        <w:t xml:space="preserve"> ayar </w:t>
+      </w:r>
+      <w:r>
         <w:t xml:space="preserve"> </w:t>
       </w:r>
-      <w:proofErr w:type="gramStart"/>
-      <w:r>
-        <w:t xml:space="preserve">ayar </w:t>
-      </w:r>
-      <w:r>
-        <w:t xml:space="preserve"> </w:t>
-      </w:r>
-      <w:r>
-        <w:t>D1</w:t>
-      </w:r>
-      <w:proofErr w:type="gramEnd"/>
-      <w:r>
-        <w:t xml:space="preserve">|OUT|MP3|D2|0|0|0|0|MP3 </w:t>
+      <w:r>
+        <w:t xml:space="preserve">D1|OUT|MP3|D2|0|0|0|0|MP3 </w:t>
       </w:r>
       <w:proofErr w:type="spellStart"/>
       <w:r>
@@ -11366,15 +11200,7 @@
         <w:t>ALICI CİHAZ ÖRNEKLERİ</w:t>
       </w:r>
       <w:r>
-        <w:t xml:space="preserve">   </w:t>
-      </w:r>
-      <w:proofErr w:type="gramStart"/>
-      <w:r>
-        <w:t>(</w:t>
-      </w:r>
-      <w:proofErr w:type="gramEnd"/>
-      <w:r>
-        <w:t xml:space="preserve">PİN INVERT komutu kaldırıldı. </w:t>
+        <w:t xml:space="preserve">   (PİN INVERT komutu kaldırıldı. </w:t>
       </w:r>
       <w:proofErr w:type="spellStart"/>
       <w:r>
@@ -11588,11 +11414,7 @@
         <w:t xml:space="preserve"> </w:t>
       </w:r>
       <w:r>
-        <w:t xml:space="preserve">Doğru </w:t>
-      </w:r>
-      <w:proofErr w:type="gramStart"/>
-      <w:r>
-        <w:t>örnek</w:t>
+        <w:t>Doğru örnek</w:t>
       </w:r>
       <w:r>
         <w:t xml:space="preserve"> </w:t>
@@ -11605,7 +11427,6 @@
         <w:t>sensör</w:t>
       </w:r>
       <w:proofErr w:type="spellEnd"/>
-      <w:proofErr w:type="gramEnd"/>
       <w:r>
         <w:t xml:space="preserve">    </w:t>
       </w:r>
@@ -11716,7 +11537,6 @@
         <w:t xml:space="preserve">MP3 </w:t>
       </w:r>
       <w:proofErr w:type="spellStart"/>
-      <w:proofErr w:type="gramStart"/>
       <w:r>
         <w:t>player’e</w:t>
       </w:r>
@@ -11724,7 +11544,6 @@
       <w:r>
         <w:t xml:space="preserve">  Gönderme</w:t>
       </w:r>
-      <w:proofErr w:type="gramEnd"/>
       <w:r>
         <w:t xml:space="preserve"> </w:t>
       </w:r>
@@ -11878,23 +11697,7 @@
                 <w:sz w:val="20"/>
                 <w:szCs w:val="20"/>
               </w:rPr>
-              <w:t>:/kev1/MUTFAK=D1:1,</w:t>
-            </w:r>
-            <w:proofErr w:type="gramStart"/>
-            <w:r>
-              <w:rPr>
-                <w:sz w:val="20"/>
-                <w:szCs w:val="20"/>
-              </w:rPr>
-              <w:t>VR:BUZ</w:t>
-            </w:r>
-            <w:proofErr w:type="gramEnd"/>
-            <w:r>
-              <w:rPr>
-                <w:sz w:val="20"/>
-                <w:szCs w:val="20"/>
-              </w:rPr>
-              <w:t>&gt;CE_CE;d3=1;}</w:t>
+              <w:t>:/kev1/MUTFAK=D1:1,VR:BUZ&gt;CE_CE;d3=1;}</w:t>
             </w:r>
           </w:p>
           <w:p>
@@ -11941,23 +11744,7 @@
                 <w:sz w:val="20"/>
                 <w:szCs w:val="20"/>
               </w:rPr>
-              <w:t>:/kev1/MUTFAK=D1:0,</w:t>
-            </w:r>
-            <w:proofErr w:type="gramStart"/>
-            <w:r>
-              <w:rPr>
-                <w:sz w:val="20"/>
-                <w:szCs w:val="20"/>
-              </w:rPr>
-              <w:t>VR:BUZ</w:t>
-            </w:r>
-            <w:proofErr w:type="gramEnd"/>
-            <w:r>
-              <w:rPr>
-                <w:sz w:val="20"/>
-                <w:szCs w:val="20"/>
-              </w:rPr>
-              <w:t>&gt;___;d3=0;}</w:t>
+              <w:t>:/kev1/MUTFAK=D1:0,VR:BUZ&gt;___;d3=0;}</w:t>
             </w:r>
           </w:p>
           <w:p>
@@ -12195,13 +11982,8 @@
             <w:tcW w:w="7072" w:type="dxa"/>
           </w:tcPr>
           <w:p>
-            <w:proofErr w:type="gramStart"/>
-            <w:r>
-              <w:t>Alıcı  MP3</w:t>
-            </w:r>
-            <w:proofErr w:type="gramEnd"/>
-            <w:r>
-              <w:t>_TEST</w:t>
+            <w:r>
+              <w:t>Alıcı  MP3_TEST</w:t>
             </w:r>
           </w:p>
           <w:p/>
@@ -12357,23 +12139,7 @@
                 <w:sz w:val="20"/>
                 <w:szCs w:val="20"/>
               </w:rPr>
-              <w:t xml:space="preserve">//Değişken </w:t>
-            </w:r>
-            <w:proofErr w:type="gramStart"/>
-            <w:r>
-              <w:rPr>
-                <w:sz w:val="20"/>
-                <w:szCs w:val="20"/>
-              </w:rPr>
-              <w:t>tanıtma  …</w:t>
-            </w:r>
-            <w:proofErr w:type="gramEnd"/>
-            <w:r>
-              <w:rPr>
-                <w:sz w:val="20"/>
-                <w:szCs w:val="20"/>
-              </w:rPr>
-              <w:t xml:space="preserve"> </w:t>
+              <w:t xml:space="preserve">//Değişken tanıtma  … </w:t>
             </w:r>
             <w:proofErr w:type="spellStart"/>
             <w:r>
@@ -12507,7 +12273,6 @@
               <w:t>(D2&gt;30 &amp;&amp; D2&lt;465){</w:t>
             </w:r>
             <w:proofErr w:type="spellStart"/>
-            <w:proofErr w:type="gramStart"/>
             <w:r>
               <w:rPr>
                 <w:sz w:val="20"/>
@@ -12532,7 +12297,6 @@
               <w:t>mp</w:t>
             </w:r>
             <w:proofErr w:type="spellEnd"/>
-            <w:proofErr w:type="gramEnd"/>
             <w:r>
               <w:rPr>
                 <w:sz w:val="20"/>
@@ -12682,67 +12446,54 @@
         <w:spacing w:after="0" w:line="240" w:lineRule="auto"/>
       </w:pPr>
       <w:r>
-        <w:t xml:space="preserve">A0|INP|ANG|0|0|1024|4|0|DC AKU  // </w:t>
-      </w:r>
-      <w:proofErr w:type="gramStart"/>
-      <w:r>
-        <w:t>GERİLİM ÖLÇER</w:t>
-      </w:r>
-      <w:proofErr w:type="gramEnd"/>
-      <w:r>
-        <w:t xml:space="preserve"> MAX 70 V</w:t>
-      </w:r>
-    </w:p>
-    <w:p>
-      <w:pPr>
-        <w:spacing w:after="0" w:line="240" w:lineRule="auto"/>
-      </w:pPr>
-    </w:p>
-    <w:p>
-      <w:pPr>
-        <w:spacing w:after="0" w:line="240" w:lineRule="auto"/>
-      </w:pPr>
-    </w:p>
-    <w:p>
-      <w:pPr>
-        <w:spacing w:after="0" w:line="240" w:lineRule="auto"/>
-      </w:pPr>
-    </w:p>
-    <w:p>
-      <w:pPr>
-        <w:spacing w:after="0" w:line="240" w:lineRule="auto"/>
-      </w:pPr>
-    </w:p>
-    <w:p>
-      <w:pPr>
-        <w:spacing w:after="0" w:line="240" w:lineRule="auto"/>
-      </w:pPr>
-    </w:p>
-    <w:p>
-      <w:pPr>
-        <w:spacing w:after="0" w:line="240" w:lineRule="auto"/>
-      </w:pPr>
-    </w:p>
-    <w:p>
-      <w:pPr>
-        <w:spacing w:after="0" w:line="240" w:lineRule="auto"/>
-      </w:pPr>
-    </w:p>
-    <w:p>
-      <w:pPr>
-        <w:spacing w:after="0" w:line="240" w:lineRule="auto"/>
-      </w:pPr>
-      <w:proofErr w:type="gramStart"/>
+        <w:t>A0|INP|ANG|0|0|1024|4|0|DC AKU  // GERİLİM ÖLÇER MAX 70 V</w:t>
+      </w:r>
+    </w:p>
+    <w:p>
+      <w:pPr>
+        <w:spacing w:after="0" w:line="240" w:lineRule="auto"/>
+      </w:pPr>
+    </w:p>
+    <w:p>
+      <w:pPr>
+        <w:spacing w:after="0" w:line="240" w:lineRule="auto"/>
+      </w:pPr>
+    </w:p>
+    <w:p>
+      <w:pPr>
+        <w:spacing w:after="0" w:line="240" w:lineRule="auto"/>
+      </w:pPr>
+    </w:p>
+    <w:p>
+      <w:pPr>
+        <w:spacing w:after="0" w:line="240" w:lineRule="auto"/>
+      </w:pPr>
+    </w:p>
+    <w:p>
+      <w:pPr>
+        <w:spacing w:after="0" w:line="240" w:lineRule="auto"/>
+      </w:pPr>
+    </w:p>
+    <w:p>
+      <w:pPr>
+        <w:spacing w:after="0" w:line="240" w:lineRule="auto"/>
+      </w:pPr>
+    </w:p>
+    <w:p>
+      <w:pPr>
+        <w:spacing w:after="0" w:line="240" w:lineRule="auto"/>
+      </w:pPr>
+    </w:p>
+    <w:p>
+      <w:pPr>
+        <w:spacing w:after="0" w:line="240" w:lineRule="auto"/>
+      </w:pPr>
       <w:r>
         <w:lastRenderedPageBreak/>
         <w:t xml:space="preserve">ELEKTRİK </w:t>
       </w:r>
       <w:r>
-        <w:t xml:space="preserve"> 192</w:t>
-      </w:r>
-      <w:proofErr w:type="gramEnd"/>
-      <w:r>
-        <w:t>.168.2.139</w:t>
+        <w:t xml:space="preserve"> 192.168.2.139</w:t>
       </w:r>
     </w:p>
     <w:p>
@@ -12815,13 +12566,8 @@
       <w:pPr>
         <w:spacing w:after="0" w:line="240" w:lineRule="auto"/>
       </w:pPr>
-      <w:proofErr w:type="gramStart"/>
-      <w:r>
-        <w:t>SALON  192</w:t>
-      </w:r>
-      <w:proofErr w:type="gramEnd"/>
-      <w:r>
-        <w:t>.168.2.83</w:t>
+      <w:r>
+        <w:t>SALON  192.168.2.83</w:t>
       </w:r>
     </w:p>
     <w:p>
@@ -12974,7 +12720,6 @@
         <w:t>(D3==1){</w:t>
       </w:r>
       <w:proofErr w:type="spellStart"/>
-      <w:proofErr w:type="gramStart"/>
       <w:r>
         <w:t>mqtt</w:t>
       </w:r>
@@ -12987,7 +12732,6 @@
         <w:t>mp</w:t>
       </w:r>
       <w:proofErr w:type="spellEnd"/>
-      <w:proofErr w:type="gramEnd"/>
       <w:r>
         <w:t>=VR0:MP3&gt;3;d3=1;}</w:t>
       </w:r>
@@ -13008,7 +12752,6 @@
         <w:t>(D3==0){</w:t>
       </w:r>
       <w:proofErr w:type="spellStart"/>
-      <w:proofErr w:type="gramStart"/>
       <w:r>
         <w:t>mqtt</w:t>
       </w:r>
@@ -13021,7 +12764,6 @@
         <w:t>mp</w:t>
       </w:r>
       <w:proofErr w:type="spellEnd"/>
-      <w:proofErr w:type="gramEnd"/>
       <w:r>
         <w:t>=VR0:MP3&gt;4;d3=0;}</w:t>
       </w:r>
@@ -13047,7 +12789,6 @@
         <w:t>(D2&gt;4 &amp;&amp; D2&lt;30){</w:t>
       </w:r>
       <w:proofErr w:type="spellStart"/>
-      <w:proofErr w:type="gramStart"/>
       <w:r>
         <w:t>mqtt</w:t>
       </w:r>
@@ -13060,7 +12801,6 @@
         <w:t>mp</w:t>
       </w:r>
       <w:proofErr w:type="spellEnd"/>
-      <w:proofErr w:type="gramEnd"/>
       <w:r>
         <w:t>=VR0:MP3&gt;3;d3=1;}</w:t>
       </w:r>
@@ -13078,7 +12818,6 @@
         <w:t>(D2&gt;30 &amp;&amp; D2&lt;465){</w:t>
       </w:r>
       <w:proofErr w:type="spellStart"/>
-      <w:proofErr w:type="gramStart"/>
       <w:r>
         <w:t>mqtt</w:t>
       </w:r>
@@ -13091,7 +12830,6 @@
         <w:t>mp</w:t>
       </w:r>
       <w:proofErr w:type="spellEnd"/>
-      <w:proofErr w:type="gramEnd"/>
       <w:r>
         <w:t>=VR0:MP3&gt;2;d3=0;}</w:t>
       </w:r>
@@ -13120,7 +12858,6 @@
         <w:t>(D2&gt;30 &amp;&amp; D2&lt;465){</w:t>
       </w:r>
       <w:proofErr w:type="spellStart"/>
-      <w:proofErr w:type="gramStart"/>
       <w:r>
         <w:t>mqtt</w:t>
       </w:r>
@@ -13133,7 +12870,6 @@
         <w:t>mp</w:t>
       </w:r>
       <w:proofErr w:type="spellEnd"/>
-      <w:proofErr w:type="gramEnd"/>
       <w:r>
         <w:t>=VR0:MP3T&gt;ELGEL;d3=0;}</w:t>
       </w:r>
@@ -13162,7 +12898,6 @@
         <w:t>(D2&gt;4 &amp;&amp; D2&lt;30){</w:t>
       </w:r>
       <w:proofErr w:type="spellStart"/>
-      <w:proofErr w:type="gramStart"/>
       <w:r>
         <w:t>mqtt</w:t>
       </w:r>
@@ -13175,7 +12910,6 @@
         <w:t>lv</w:t>
       </w:r>
       <w:proofErr w:type="spellEnd"/>
-      <w:proofErr w:type="gramEnd"/>
       <w:r>
         <w:t>=D1:0;}</w:t>
       </w:r>
@@ -13199,7 +12933,6 @@
         <w:t>(D2&gt;30 &amp;&amp; D2&lt;465){</w:t>
       </w:r>
       <w:proofErr w:type="spellStart"/>
-      <w:proofErr w:type="gramStart"/>
       <w:r>
         <w:t>mqtt</w:t>
       </w:r>
@@ -13212,7 +12945,6 @@
         <w:t>lv</w:t>
       </w:r>
       <w:proofErr w:type="spellEnd"/>
-      <w:proofErr w:type="gramEnd"/>
       <w:r>
         <w:t>=D1:1;}</w:t>
       </w:r>
@@ -13334,6 +13066,90 @@
       <w:pPr>
         <w:spacing w:after="0" w:line="240" w:lineRule="auto"/>
       </w:pPr>
+    </w:p>
+    <w:p>
+      <w:pPr>
+        <w:spacing w:after="0" w:line="240" w:lineRule="auto"/>
+      </w:pPr>
+    </w:p>
+    <w:p>
+      <w:pPr>
+        <w:spacing w:after="0" w:line="240" w:lineRule="auto"/>
+      </w:pPr>
+    </w:p>
+    <w:p>
+      <w:pPr>
+        <w:spacing w:after="0" w:line="240" w:lineRule="auto"/>
+      </w:pPr>
+    </w:p>
+    <w:p>
+      <w:pPr>
+        <w:spacing w:after="0" w:line="240" w:lineRule="auto"/>
+      </w:pPr>
+    </w:p>
+    <w:p>
+      <w:pPr>
+        <w:spacing w:after="0" w:line="240" w:lineRule="auto"/>
+      </w:pPr>
+      <w:r>
+        <w:t>UNO YA SERİAL BAĞLANTI ŞEMASI</w:t>
+      </w:r>
+    </w:p>
+    <w:p>
+      <w:pPr>
+        <w:spacing w:after="0" w:line="240" w:lineRule="auto"/>
+      </w:pPr>
+      <w:r>
+        <w:rPr>
+          <w:noProof/>
+          <w:lang w:eastAsia="tr-TR"/>
+        </w:rPr>
+        <w:drawing>
+          <wp:inline distT="0" distB="0" distL="0" distR="0">
+            <wp:extent cx="6189345" cy="2783840"/>
+            <wp:effectExtent l="19050" t="0" r="1905" b="0"/>
+            <wp:docPr id="2" name="Resim 1"/>
+            <wp:cNvGraphicFramePr>
+              <a:graphicFrameLocks xmlns:a="http://schemas.openxmlformats.org/drawingml/2006/main" noChangeAspect="1"/>
+            </wp:cNvGraphicFramePr>
+            <a:graphic xmlns:a="http://schemas.openxmlformats.org/drawingml/2006/main">
+              <a:graphicData uri="http://schemas.openxmlformats.org/drawingml/2006/picture">
+                <pic:pic xmlns:pic="http://schemas.openxmlformats.org/drawingml/2006/picture">
+                  <pic:nvPicPr>
+                    <pic:cNvPr id="0" name="Picture 1"/>
+                    <pic:cNvPicPr>
+                      <a:picLocks noChangeAspect="1" noChangeArrowheads="1"/>
+                    </pic:cNvPicPr>
+                  </pic:nvPicPr>
+                  <pic:blipFill>
+                    <a:blip r:embed="rId31" cstate="print"/>
+                    <a:srcRect/>
+                    <a:stretch>
+                      <a:fillRect/>
+                    </a:stretch>
+                  </pic:blipFill>
+                  <pic:spPr bwMode="auto">
+                    <a:xfrm>
+                      <a:off x="0" y="0"/>
+                      <a:ext cx="6189345" cy="2783840"/>
+                    </a:xfrm>
+                    <a:prstGeom prst="rect">
+                      <a:avLst/>
+                    </a:prstGeom>
+                    <a:noFill/>
+                    <a:ln w="9525">
+                      <a:noFill/>
+                      <a:miter lim="800000"/>
+                      <a:headEnd/>
+                      <a:tailEnd/>
+                    </a:ln>
+                  </pic:spPr>
+                </pic:pic>
+              </a:graphicData>
+            </a:graphic>
+          </wp:inline>
+        </w:drawing>
+      </w:r>
     </w:p>
     <w:sectPr>
       <w:pgSz w:w="16838" w:h="11906" w:orient="landscape"/>
@@ -14668,7 +14484,7 @@
 </file>
 
 <file path=customXml/itemProps2.xml><?xml version="1.0" encoding="utf-8"?>
-<ds:datastoreItem xmlns:ds="http://schemas.openxmlformats.org/officeDocument/2006/customXml" ds:itemID="{8880E8BF-8249-4081-8486-1C426EE93E91}">
+<ds:datastoreItem xmlns:ds="http://schemas.openxmlformats.org/officeDocument/2006/customXml" ds:itemID="{2A4B70C6-2F28-4526-AA18-2FFE1D930268}">
   <ds:schemaRefs>
     <ds:schemaRef ds:uri="http://schemas.openxmlformats.org/officeDocument/2006/bibliography"/>
   </ds:schemaRefs>
